--- a/History/chapters/28 - The People Who Kept Their Story - A Complete History of the Jews.docx
+++ b/History/chapters/28 - The People Who Kept Their Story - A Complete History of the Jews.docx
@@ -118,7 +118,7 @@
         <w:spacing w:after="200"/>
       </w:pPr>
       <w:r>
-        <w:t xml:space="preserve">Judea itself did not stay quiet under Rome. A major revolt from 66 to 73 CE ended with the Second Temple's destruction in 70 CE — only its western retaining wall still stands — and the mass suicide of the revolt's last holdouts at Masada. A second revolt, in 132-135 CE, was crushed even more completely; Rome barred Jews from Jerusalem and renamed the province Syria Palaestina.</w:t>
+        <w:t xml:space="preserve">Judea itself did not stay quiet under Rome. A major revolt from 66 to 73 CE ended with the Second Temple's destruction in 70 CE — only its western retaining wall still stands — and, by tradition, the mass suicide of the revolt's last holdouts at Masada. That account comes down from a single source, the historian Josephus, and its details are still debated by archaeologists, some of whom question how much of it happened as described. A second revolt, in 132-135 CE, was crushed even more completely; Rome barred Jews from Jerusalem and renamed the province Syria Palaestina.</w:t>
       </w:r>
     </w:p>
     <w:p>

--- a/History/chapters/28 - The People Who Kept Their Story - A Complete History of the Jews.docx
+++ b/History/chapters/28 - The People Who Kept Their Story - A Complete History of the Jews.docx
@@ -178,7 +178,7 @@
         <w:spacing w:after="200"/>
       </w:pPr>
       <w:r>
-        <w:t xml:space="preserve">War followed within a day, as neighboring Arab states rejected the new state by force. Israel prevailed and expanded beyond the UN's proposed borders; several hundred thousand Palestinian Arabs were displaced in the process, an event Palestinians call the Nakba, the catastrophe. Further wars followed in 1956, in 1967 (after which Israel held the West Bank, Gaza, the Golan Heights, and Sinai), and in 1973.</w:t>
+        <w:t xml:space="preserve">War followed within a day, as neighboring Arab states rejected the new state by force. Israel prevailed and expanded beyond the UN's proposed borders; some 700,000 Palestinian Arabs fled or were driven out in the process, an event Palestinians call the Nakba, the catastrophe. Further wars followed in 1956, in 1967 (after which Israel held the West Bank, Gaza, the Golan Heights, and Sinai), and in 1973.</w:t>
       </w:r>
     </w:p>
     <w:p>
